--- a/稟議書_生成AI研修.docx
+++ b/稟議書_生成AI研修.docx
@@ -805,204 +805,9 @@
           <w:b w:val="0"/>
           <w:sz w:val="21"/>
         </w:rPr>
-        <w:t>・　使用するAIツール：ChatGPT（無料版）等、アカウント不要でも参加可能</w:t>
+        <w:t>・　使用するAIツール：Google Gemini（無料版）、Googleアカウントがあれば利用可能</w:t>
       </w:r>
     </w:p>
-    <w:p/>
-    <w:p>
-      <w:pPr>
-        <w:spacing w:before="160" w:after="80"/>
-        <w:jc w:val="left"/>
-      </w:pPr>
-      <w:r>
-        <w:rPr>
-          <w:rFonts w:eastAsia="游明朝"/>
-          <w:rFonts w:ascii="游明朝" w:hAnsi="游明朝"/>
-          <w:b/>
-          <w:sz w:val="22"/>
-        </w:rPr>
-        <w:t>承　認　欄</w:t>
-      </w:r>
-    </w:p>
-    <w:tbl>
-      <w:tblPr>
-        <w:tblStyle w:val="TableGrid"/>
-        <w:tblW w:type="auto" w:w="0"/>
-        <w:tblLook w:firstColumn="1" w:firstRow="1" w:lastColumn="0" w:lastRow="0" w:noHBand="0" w:noVBand="1" w:val="04A0"/>
-      </w:tblPr>
-      <w:tblGrid>
-        <w:gridCol w:w="2280"/>
-        <w:gridCol w:w="2280"/>
-        <w:gridCol w:w="2280"/>
-        <w:gridCol w:w="2280"/>
-      </w:tblGrid>
-      <w:tr>
-        <w:tc>
-          <w:tcPr>
-            <w:tcW w:type="dxa" w:w="2280"/>
-          </w:tcPr>
-          <w:p>
-            <w:pPr>
-              <w:spacing w:before="60" w:after="60"/>
-              <w:jc w:val="center"/>
-            </w:pPr>
-            <w:r>
-              <w:rPr>
-                <w:rFonts w:eastAsia="游明朝"/>
-                <w:rFonts w:ascii="游明朝" w:hAnsi="游明朝"/>
-                <w:b/>
-                <w:sz w:val="21"/>
-              </w:rPr>
-              <w:t>校　長</w:t>
-            </w:r>
-          </w:p>
-        </w:tc>
-        <w:tc>
-          <w:tcPr>
-            <w:tcW w:type="dxa" w:w="2280"/>
-          </w:tcPr>
-          <w:p>
-            <w:pPr>
-              <w:spacing w:before="60" w:after="60"/>
-              <w:jc w:val="center"/>
-            </w:pPr>
-            <w:r>
-              <w:rPr>
-                <w:rFonts w:eastAsia="游明朝"/>
-                <w:rFonts w:ascii="游明朝" w:hAnsi="游明朝"/>
-                <w:b/>
-                <w:sz w:val="21"/>
-              </w:rPr>
-              <w:t>教　頭</w:t>
-            </w:r>
-          </w:p>
-        </w:tc>
-        <w:tc>
-          <w:tcPr>
-            <w:tcW w:type="dxa" w:w="2280"/>
-          </w:tcPr>
-          <w:p>
-            <w:pPr>
-              <w:spacing w:before="60" w:after="60"/>
-              <w:jc w:val="center"/>
-            </w:pPr>
-            <w:r>
-              <w:rPr>
-                <w:rFonts w:eastAsia="游明朝"/>
-                <w:rFonts w:ascii="游明朝" w:hAnsi="游明朝"/>
-                <w:b/>
-                <w:sz w:val="21"/>
-              </w:rPr>
-              <w:t>教務主任</w:t>
-            </w:r>
-          </w:p>
-        </w:tc>
-        <w:tc>
-          <w:tcPr>
-            <w:tcW w:type="dxa" w:w="2280"/>
-          </w:tcPr>
-          <w:p>
-            <w:pPr>
-              <w:spacing w:before="60" w:after="60"/>
-              <w:jc w:val="center"/>
-            </w:pPr>
-            <w:r>
-              <w:rPr>
-                <w:rFonts w:eastAsia="游明朝"/>
-                <w:rFonts w:ascii="游明朝" w:hAnsi="游明朝"/>
-                <w:b/>
-                <w:sz w:val="21"/>
-              </w:rPr>
-              <w:t>起案者</w:t>
-            </w:r>
-          </w:p>
-        </w:tc>
-      </w:tr>
-      <w:tr>
-        <w:tc>
-          <w:tcPr>
-            <w:tcW w:type="dxa" w:w="2280"/>
-          </w:tcPr>
-          <w:p>
-            <w:pPr>
-              <w:spacing w:before="240" w:after="240"/>
-            </w:pPr>
-          </w:p>
-        </w:tc>
-        <w:tc>
-          <w:tcPr>
-            <w:tcW w:type="dxa" w:w="2280"/>
-          </w:tcPr>
-          <w:p>
-            <w:pPr>
-              <w:spacing w:before="240" w:after="240"/>
-            </w:pPr>
-          </w:p>
-        </w:tc>
-        <w:tc>
-          <w:tcPr>
-            <w:tcW w:type="dxa" w:w="2280"/>
-          </w:tcPr>
-          <w:p>
-            <w:pPr>
-              <w:spacing w:before="240" w:after="240"/>
-            </w:pPr>
-          </w:p>
-        </w:tc>
-        <w:tc>
-          <w:tcPr>
-            <w:tcW w:type="dxa" w:w="2280"/>
-          </w:tcPr>
-          <w:p>
-            <w:pPr>
-              <w:spacing w:before="240" w:after="240"/>
-            </w:pPr>
-          </w:p>
-        </w:tc>
-      </w:tr>
-      <w:tr>
-        <w:tc>
-          <w:tcPr>
-            <w:tcW w:type="dxa" w:w="2280"/>
-          </w:tcPr>
-          <w:p>
-            <w:pPr>
-              <w:spacing w:before="240" w:after="240"/>
-            </w:pPr>
-          </w:p>
-        </w:tc>
-        <w:tc>
-          <w:tcPr>
-            <w:tcW w:type="dxa" w:w="2280"/>
-          </w:tcPr>
-          <w:p>
-            <w:pPr>
-              <w:spacing w:before="240" w:after="240"/>
-            </w:pPr>
-          </w:p>
-        </w:tc>
-        <w:tc>
-          <w:tcPr>
-            <w:tcW w:type="dxa" w:w="2280"/>
-          </w:tcPr>
-          <w:p>
-            <w:pPr>
-              <w:spacing w:before="240" w:after="240"/>
-            </w:pPr>
-          </w:p>
-        </w:tc>
-        <w:tc>
-          <w:tcPr>
-            <w:tcW w:type="dxa" w:w="2280"/>
-          </w:tcPr>
-          <w:p>
-            <w:pPr>
-              <w:spacing w:before="240" w:after="240"/>
-            </w:pPr>
-          </w:p>
-        </w:tc>
-      </w:tr>
-    </w:tbl>
     <w:p/>
     <w:p>
       <w:pPr>
